--- a/docs/literature/Literature_review_Nonclassical_Modelling_Complex_Systems_Oxford_Harvard_2020-2026.docx
+++ b/docs/literature/Literature_review_Nonclassical_Modelling_Complex_Systems_Oxford_Harvard_2020-2026.docx
@@ -33,7 +33,7 @@
           <w:sz w:val="52"/>
           <w:szCs w:val="52"/>
         </w:rPr>
-        <w:t xml:space="preserve">Non-classical modelling of complex nonlinear systems: theory, neural networks and machine learning</w:t>
+        <w:t xml:space="preserve">Non-classical modeling of complex nonlinear systems: theory, neural networks and machine learning</w:t>
       </w:r>
     </w:p>
     <w:p>
@@ -108,7 +108,7 @@
         <w:t xml:space="preserve">Part I:</w:t>
       </w:r>
       <w:r>
-        <w:t xml:space="preserve"> a theoretical introduction to the non-classical modelling of complex nonlinear systems, from the Koopman operator to neural networks, with equations. </w:t>
+        <w:t xml:space="preserve"> a theoretical introduction to the non-classical modeling of complex nonlinear systems, from the Koopman operator to neural networks, with equations. </w:t>
       </w:r>
       <w:r>
         <w:rPr>
@@ -258,7 +258,7 @@
           <w:sz w:val="20"/>
           <w:szCs w:val="20"/>
         </w:rPr>
-        <w:t xml:space="preserve">Search date: 8 October 2026  ·  Period covered: 2020–2026 (the foundational literature of Part I is older)</w:t>
+        <w:t xml:space="preserve">Search date: October 8, 2026  ·  Period covered: 2020–2026 (the foundational literature of Part I is older)</w:t>
       </w:r>
     </w:p>
     <w:p>
@@ -270,7 +270,7 @@
         <w:rPr>
           <w:color w:val="1F3864"/>
         </w:rPr>
-        <w:t xml:space="preserve">1. Theoretical introduction: non-classical modelling of complex nonlinear systems</w:t>
+        <w:t xml:space="preserve">1. Theoretical introduction: non-classical modeling of complex nonlinear systems</w:t>
       </w:r>
     </w:p>
     <w:p>
@@ -886,7 +886,7 @@
         </m:r>
       </m:oMath>
       <w:r>
-        <w:t xml:space="preserve"> the acceptable error. Non-classical methods do not discard physics; they change the object being modelled. Instead of a fixed PDE, operators, maps, closures, distributions or interaction rules are learned from data and from theory.</w:t>
+        <w:t xml:space="preserve"> the acceptable error. Non-classical methods do not discard physics; they change the object being modeled. Instead of a fixed PDE, operators, maps, closures, distributions or interaction rules are learned from data and from theory.</w:t>
       </w:r>
     </w:p>
     <w:p>
@@ -3613,7 +3613,7 @@
         <w:jc w:val="both"/>
       </w:pPr>
       <w:r>
-        <w:t xml:space="preserve">The "echo state" property (fading memory) ensures that </w:t>
+        <w:t xml:space="preserve">The “echo state” property (fading memory) ensures that </w:t>
       </w:r>
       <m:oMath>
         <m:sSub>
@@ -5426,7 +5426,7 @@
         <w:jc w:val="both"/>
       </w:pPr>
       <w:r>
-        <w:t xml:space="preserve">The closure can be trained "a priori", by matching </w:t>
+        <w:t xml:space="preserve">The closure can be trained “a priori”, by matching </w:t>
       </w:r>
       <m:oMath>
         <m:sSub>
@@ -5443,7 +5443,7 @@
         </m:sSub>
       </m:oMath>
       <w:r>
-        <w:t xml:space="preserve"> to data from fine-resolution simulations, or "a posteriori", by training the whole hybrid model through a differentiable solver. The second way usually gives models that are more stable over long times, but it requires gradients through the solver, i.e. the adjoint method. Learning equations from data [K21], the topic of the first two documents, is the case where the form of the term is also searched for in a symbolic library.</w:t>
+        <w:t xml:space="preserve"> to data from fine-resolution simulations, or “a posteriori”, by training the whole hybrid model through a differentiable solver. The second way usually gives models that are more stable over long times, but it requires gradients through the solver, i.e. the adjoint method. Learning equations from data [K21], the topic of the first two documents, is the case where the form of the term is also searched for in a symbolic library.</w:t>
       </w:r>
     </w:p>
     <w:p>
@@ -7322,7 +7322,7 @@
         <w:jc w:val="both"/>
       </w:pPr>
       <w:r>
-        <w:t xml:space="preserve">The search covers the period 1 January 2020 – 8 October 2026. Only articles in which at least one author, at the time of publication, was affiliated with the </w:t>
+        <w:t xml:space="preserve">The search covers the period January 1, 2020 – October 8, 2026. Only articles in which at least one author, at the time of publication, was affiliated with the </w:t>
       </w:r>
       <w:r>
         <w:rPr>
@@ -7363,7 +7363,7 @@
         <w:t xml:space="preserve">Topic:</w:t>
       </w:r>
       <w:r>
-        <w:t xml:space="preserve"> the modelling of complex nonlinear systems with methods that go beyond the classical "known PDE + numerical solver" scheme of commercial software. Included are operators, reconstruction from time series, neural differential equations and rough paths, operator learning, graph networks, learned closures and hybrid models, generative models, agents, higher-order networks, topological data analysis and the theory of neural networks.</w:t>
+        <w:t xml:space="preserve"> the modeling of complex nonlinear systems with methods that go beyond the classical “known PDE + numerical solver” scheme of commercial software. Included are operators, reconstruction from time series, neural differential equations and rough paths, operator learning, graph networks, learned closures and hybrid models, generative models, agents, higher-order networks, topological data analysis and the theory of neural networks.</w:t>
       </w:r>
     </w:p>
     <w:p>
@@ -7405,7 +7405,7 @@
         <w:t xml:space="preserve">Inclusion criteria:</w:t>
       </w:r>
       <w:r>
-        <w:t xml:space="preserve"> (i) peer-reviewed publication in a journal or at a major conference; (ii) a non-classical method for modelling a complex nonlinear system, or theory that supports it; (iii) substantial mathematical content; (iv) ten articles for each university; (v) no overlap with the 60 articles of the three previous documents.</w:t>
+        <w:t xml:space="preserve"> (i) peer-reviewed publication in a journal or at a major conference; (ii) a non-classical method for modeling a complex nonlinear system, or theory that supports it; (iii) substantial mathematical content; (iv) ten articles for each university; (v) no overlap with the 60 articles of the three previous documents.</w:t>
       </w:r>
     </w:p>
     <w:p>
@@ -7478,7 +7478,7 @@
         <w:jc w:val="both"/>
       </w:pPr>
       <w:r>
-        <w:t xml:space="preserve">The table is ordered by university (O = Oxford, H = Harvard) and, within each, by closeness to the topic of non-classical modelling of complex nonlinear systems.</w:t>
+        <w:t xml:space="preserve">The table is ordered by university (O = Oxford, H = Harvard) and, within each, by closeness to the topic of non-classical modeling of complex nonlinear systems.</w:t>
       </w:r>
     </w:p>
     <w:tbl>
@@ -10026,7 +10026,7 @@
         <w:jc w:val="both"/>
       </w:pPr>
       <w:r>
-        <w:t xml:space="preserve">At Oxford, the strongest line comes from the Mathematical Institute, from Terry Lyons' group on rough paths: neural rough differential equations [O1], neural SDEs as infinite-dimensional GANs [O2], the signature kernel as the solution of a Goursat PDE [O5] and the theory of universal approximation with narrow, deep networks [O10]. Atmospheric physics (Hannah Christensen) contributes stochastic parametrization with GANs for the chaotic Lorenz ’96 system [O3]. Complex systems theory is represented by exact mean-field reductions of oscillator networks [O4], higher-order networks [O6] and topological data analysis for an agent-based model of angiogenesis [O9]. The Institute for New Economic Thinking (J. Doyne Farmer) contributes "black-box" Bayesian inference for agent-based models [O7] and learning dynamics in games [O8].</w:t>
+        <w:t xml:space="preserve">At Oxford, the strongest line comes from the Mathematical Institute, from Terry Lyons' group on rough paths: neural rough differential equations [O1], neural SDEs as infinite-dimensional GANs [O2], the signature kernel as the solution of a Goursat PDE [O5] and the theory of universal approximation with narrow, deep networks [O10]. Atmospheric physics (Hannah Christensen) contributes stochastic parametrization with GANs for the chaotic Lorenz ’96 system [O3]. Complex systems theory is represented by exact mean-field reductions of oscillator networks [O4], higher-order networks [O6] and topological data analysis for an agent-based model of angiogenesis [O9]. The Institute for New Economic Thinking (J. Doyne Farmer) contributes “black-box” Bayesian inference for agent-based models [O7] and learning dynamics in games [O8].</w:t>
       </w:r>
     </w:p>
     <w:p>
@@ -10207,7 +10207,7 @@
             <w:vAlign w:val="top"/>
           </w:tcPr>
           <w:p>
-            <w:hyperlink w:history="1" r:id="rIdkx58ivhzhdgmcfzleq0rs">
+            <w:hyperlink w:history="1" r:id="rId8cjabutsk1c1or6fcxj4w">
               <w:r>
                 <w:rPr>
                   <w:color w:val="1D4ED8"/>
@@ -10267,7 +10267,7 @@
                 <w:sz w:val="18"/>
                 <w:szCs w:val="18"/>
               </w:rPr>
-              <w:t xml:space="preserve">All four authors: Mathematical Institute, University of Oxford (the arXiv version also adds T. Lyons)</w:t>
+              <w:t xml:space="preserve">All four authors: Mathematical Institute, University of Oxford (the arXiv version also lists T. Lyons)</w:t>
             </w:r>
           </w:p>
         </w:tc>
@@ -11240,7 +11240,7 @@
             <w:vAlign w:val="top"/>
           </w:tcPr>
           <w:p>
-            <w:hyperlink w:history="1" r:id="rIdagtfwzj8svzseuj0teatj">
+            <w:hyperlink w:history="1" r:id="rIdgblxlu89wekzbpzsmyzog">
               <w:r>
                 <w:rPr>
                   <w:color w:val="1D4ED8"/>
@@ -12501,7 +12501,7 @@
             <w:vAlign w:val="top"/>
           </w:tcPr>
           <w:p>
-            <w:hyperlink w:history="1" r:id="rIdgtfnuj310r_y7lyzr4aw6">
+            <w:hyperlink w:history="1" r:id="rId8jxgzw1koem8vrslensdu">
               <w:r>
                 <w:rPr>
                   <w:color w:val="1D4ED8"/>
@@ -13474,7 +13474,7 @@
             <w:vAlign w:val="top"/>
           </w:tcPr>
           <w:p>
-            <w:hyperlink w:history="1" r:id="rIdkfdgqixbantyuxe5x19bh">
+            <w:hyperlink w:history="1" r:id="rIdusqgdv_atrz69kkh8ns4e">
               <w:r>
                 <w:rPr>
                   <w:color w:val="1D4ED8"/>
@@ -14284,7 +14284,7 @@
             <w:vAlign w:val="top"/>
           </w:tcPr>
           <w:p>
-            <w:hyperlink w:history="1" r:id="rIdf3jte4u6m4qdkc_o5dl4g">
+            <w:hyperlink w:history="1" r:id="rId7mwptp1ey0vwbgparzn4_">
               <w:r>
                 <w:rPr>
                   <w:color w:val="1D4ED8"/>
@@ -15461,7 +15461,7 @@
             <w:vAlign w:val="top"/>
           </w:tcPr>
           <w:p>
-            <w:hyperlink w:history="1" r:id="rIdkeq_rfsawj0oxkpwulsec">
+            <w:hyperlink w:history="1" r:id="rId6g5ai56-41hpfypmocuzf">
               <w:r>
                 <w:rPr>
                   <w:color w:val="1D4ED8"/>
@@ -15652,7 +15652,7 @@
         <w:t xml:space="preserve">Summary. </w:t>
       </w:r>
       <w:r>
-        <w:t xml:space="preserve">Graph models encode only pairwise links. The review explains what "higher-order" means for data, for representations and for dynamics, and it brings topological data analysis and dynamical systems on networks into a single perspective, together with statistics. The main argument is that the representation should be chosen according to the question being asked; the article also lists open problems.</w:t>
+        <w:t xml:space="preserve">Graph models encode only pairwise links. The review explains what “higher-order” means for data, for representations and for dynamics, and it brings topological data analysis and dynamical systems on networks into a single perspective, together with statistics. The main argument is that the representation should be chosen according to the question being asked; the article also lists open problems.</w:t>
       </w:r>
     </w:p>
     <w:p>
@@ -16483,7 +16483,7 @@
             <w:vAlign w:val="top"/>
           </w:tcPr>
           <w:p>
-            <w:hyperlink w:history="1" r:id="rIdqeaked0ntx2ns6bob3qoy">
+            <w:hyperlink w:history="1" r:id="rIdlexa8weotseufjhbuz-2r">
               <w:r>
                 <w:rPr>
                   <w:color w:val="1D4ED8"/>
@@ -17102,7 +17102,7 @@
         <w:t xml:space="preserve">Link to the theoretical introduction. </w:t>
       </w:r>
       <w:r>
-        <w:t xml:space="preserve">It applies Section 1.11 to agent-based models: the simulator is treated as a "black box", while the neural network learns the posterior directly from parameter–simulation pairs [K28].</w:t>
+        <w:t xml:space="preserve">It applies Section 1.11 to agent-based models: the simulator is treated as a “black box”, while the neural network learns the posterior directly from parameter–simulation pairs [K28].</w:t>
       </w:r>
     </w:p>
     <w:p>
@@ -17124,7 +17124,7 @@
         <w:t xml:space="preserve">INNOVATION  </w:t>
       </w:r>
       <w:r>
-        <w:t xml:space="preserve">Bayesian inference becomes feasible for complex agent-based models without writing any likelihood and with far fewer simulations.</w:t>
+        <w:t xml:space="preserve">Bayesian inference becomes feasible for complex agent-based models without writing down any likelihood and with far fewer simulations.</w:t>
       </w:r>
     </w:p>
     <w:p>
@@ -17305,7 +17305,7 @@
             <w:vAlign w:val="top"/>
           </w:tcPr>
           <w:p>
-            <w:hyperlink w:history="1" r:id="rIdt4vay-tjgfljnipkri8e1">
+            <w:hyperlink w:history="1" r:id="rIdtik549iahsmmtfr0vcts5">
               <w:r>
                 <w:rPr>
                   <w:color w:val="1D4ED8"/>
@@ -17496,7 +17496,7 @@
         <w:t xml:space="preserve">Summary. </w:t>
       </w:r>
       <w:r>
-        <w:t xml:space="preserve">The article asks whether boundedly rational players who repeat a game converge to equilibrium for all payoff matrices. It analyzes experience-weighted attraction (EWA) learning, which includes as special cases replicator dynamics, reinforcement learning, fictitious play and best response. For 2×2 games, it finds cases where learning ends in Pareto-efficient outcomes, where cooperation becomes a stable state in Prisoner's Dilemma-type games and where memory length changes the likelihood of cycles or chaos.</w:t>
+        <w:t xml:space="preserve">The article asks whether boundedly rational players who repeat a game converge to equilibrium for all payoff matrices. It analyzes experience-weighted attraction (EWA) learning, which includes as special cases replicator dynamics, reinforcement learning, fictitious play and best response. For 2×2 games, it finds cases where learning ends in Pareto-efficient outcomes, where cooperation becomes a stable state in Prisoner's Dilemma-type games and where memory length changes how likely cycles or chaos are.</w:t>
       </w:r>
     </w:p>
     <w:p>
@@ -18466,7 +18466,7 @@
             <w:vAlign w:val="top"/>
           </w:tcPr>
           <w:p>
-            <w:hyperlink w:history="1" r:id="rIdii80p1tyqs0wu4uoxjod0">
+            <w:hyperlink w:history="1" r:id="rIdsjue5kia2krfi81xwa5el">
               <w:r>
                 <w:rPr>
                   <w:color w:val="1D4ED8"/>
@@ -18657,7 +18657,7 @@
         <w:t xml:space="preserve">Summary. </w:t>
       </w:r>
       <w:r>
-        <w:t xml:space="preserve">The Anderson–Chaplain hybrid agent-based model of blood-vessel growth was simulated for 121 combinations of the chemotaxis and haptotaxis coefficients. Each vessel network was summarized by 3 standard descriptors and 30 topological descriptors, taken from the persistent homology of binary images with sweeping-plane and "flooding" filtrations. Clustering on these descriptors divided the parameter space into regions with similar vascular morphology.</w:t>
+        <w:t xml:space="preserve">The Anderson–Chaplain hybrid agent-based model of blood-vessel growth was simulated for 121 combinations of the chemotaxis and haptotaxis coefficients. Each vessel network was summarized by 3 standard descriptors and 30 topological descriptors, taken from the persistent homology of binary images with sweeping-plane and “flooding” filtrations. Clustering on these descriptors divided the parameter space into regions with similar vascular morphology.</w:t>
       </w:r>
     </w:p>
     <w:p>
@@ -19147,7 +19147,7 @@
         <w:t xml:space="preserve">INNOVATION  </w:t>
       </w:r>
       <w:r>
-        <w:t xml:space="preserve">Topological descriptors, robust to noise, are used to map the parameter space of a complex agent-based model, without the need for a likelihood or for mean-field equations.</w:t>
+        <w:t xml:space="preserve">Topological descriptors, robust to noise, are used to map the parameter space of a complex agent-based model, without the need for a likelihood or for averaged equations.</w:t>
       </w:r>
     </w:p>
     <w:p>
@@ -19328,7 +19328,7 @@
             <w:vAlign w:val="top"/>
           </w:tcPr>
           <w:p>
-            <w:hyperlink w:history="1" r:id="rIdf5w58dbm7byu1ztbgwyab">
+            <w:hyperlink w:history="1" r:id="rIdnkhweehjfccc6z7jmsszy">
               <w:r>
                 <w:rPr>
                   <w:color w:val="1D4ED8"/>
@@ -19562,7 +19562,7 @@
         </m:r>
       </m:oMath>
       <w:r>
-        <w:t xml:space="preserve"> for "most" activations.</w:t>
+        <w:t xml:space="preserve"> for “most” activations.</w:t>
       </w:r>
     </w:p>
     <w:p>
@@ -19930,7 +19930,7 @@
         <w:t xml:space="preserve">Link to the theoretical introduction. </w:t>
       </w:r>
       <w:r>
-        <w:t xml:space="preserve">It complements Section 1.7 from the opposite side of Cybenko's theorem [K14]: not "very wide" but "very deep". This is also the setting of the networks used as vector fields in neural ODEs.</w:t>
+        <w:t xml:space="preserve">It complements Section 1.7 from the opposite side of Cybenko's theorem [K14]: not “very wide” but “very deep”. This is also the setting of the networks used as vector fields in neural ODEs.</w:t>
       </w:r>
     </w:p>
     <w:p>
@@ -20154,7 +20154,7 @@
             <w:vAlign w:val="top"/>
           </w:tcPr>
           <w:p>
-            <w:hyperlink w:history="1" r:id="rId4ti1xmajqmpag_sd2kcuf">
+            <w:hyperlink w:history="1" r:id="rIdznv_dbdvdmkx4gmml-lna">
               <w:r>
                 <w:rPr>
                   <w:color w:val="1D4ED8"/>
@@ -20893,7 +20893,7 @@
         <w:t xml:space="preserve">Link to the theoretical introduction. </w:t>
       </w:r>
       <w:r>
-        <w:t xml:space="preserve">It is the most complete example of the hybrid approach of Section 1.9: the known physics is kept in the dynamical core and only the closure is learned, trained "a posteriori" through a differentiable solver.</w:t>
+        <w:t xml:space="preserve">It is the most complete example of the hybrid approach of Section 1.9: the known physics is kept in the dynamical core and only the closure is learned, trained “a posteriori” through a differentiable solver.</w:t>
       </w:r>
     </w:p>
     <w:p>
@@ -21096,7 +21096,7 @@
             <w:vAlign w:val="top"/>
           </w:tcPr>
           <w:p>
-            <w:hyperlink w:history="1" r:id="rId-xyvrdarrq3qk71e7mafi">
+            <w:hyperlink w:history="1" r:id="rId2lh0wixmcigzxtpij7t0l">
               <w:r>
                 <w:rPr>
                   <w:color w:val="1D4ED8"/>
@@ -22121,7 +22121,7 @@
             <w:vAlign w:val="top"/>
           </w:tcPr>
           <w:p>
-            <w:hyperlink w:history="1" r:id="rIdzif3syaba1fsqnxnxq4xe">
+            <w:hyperlink w:history="1" r:id="rId-shokrjj0skvytcq7yzrd">
               <w:r>
                 <w:rPr>
                   <w:color w:val="1D4ED8"/>
@@ -23063,7 +23063,7 @@
           <w:sz w:val="19"/>
           <w:szCs w:val="19"/>
         </w:rPr>
-        <w:t xml:space="preserve"> a smoothed step function; the second term counts the neighbors that become "false" when a dimension is added.</w:t>
+        <w:t xml:space="preserve"> a smoothed step function; the second term counts the neighbors that become “false” when a dimension is added.</w:t>
       </w:r>
     </w:p>
     <w:p>
@@ -23283,7 +23283,7 @@
             <w:vAlign w:val="top"/>
           </w:tcPr>
           <w:p>
-            <w:hyperlink w:history="1" r:id="rIdjnbttzd94llntn0yxyyw0">
+            <w:hyperlink w:history="1" r:id="rIdkw08ya3kbkocrpjilaoax">
               <w:r>
                 <w:rPr>
                   <w:color w:val="1D4ED8"/>
@@ -24003,7 +24003,7 @@
         <w:t xml:space="preserve">Link to the theoretical introduction. </w:t>
       </w:r>
       <w:r>
-        <w:t xml:space="preserve">It applies Section 1.9 with a new way of training: the closure is learned not from input–output pairs but from the reward that comes from the simulation itself, i.e. "a posteriori".</w:t>
+        <w:t xml:space="preserve">It applies Section 1.9 with a new way of training: the closure is learned not from input–output pairs but from the reward that comes from the simulation itself, i.e. “a posteriori”.</w:t>
       </w:r>
     </w:p>
     <w:p>
@@ -24025,7 +24025,7 @@
         <w:t xml:space="preserve">INNOVATION  </w:t>
       </w:r>
       <w:r>
-        <w:t xml:space="preserve">The grid points become agents that jointly learn a physical closure; turbulence modelling becomes a multi-agent cooperation problem.</w:t>
+        <w:t xml:space="preserve">The grid points become agents that jointly learn a physical closure; turbulence modeling becomes a multi-agent cooperation problem.</w:t>
       </w:r>
     </w:p>
     <w:p>
@@ -24206,7 +24206,7 @@
             <w:vAlign w:val="top"/>
           </w:tcPr>
           <w:p>
-            <w:hyperlink w:history="1" r:id="rId88g33qjgi6vwyvbw1sm-_">
+            <w:hyperlink w:history="1" r:id="rIdfcejyw4kplfjiezfm5du4">
               <w:r>
                 <w:rPr>
                   <w:color w:val="1D4ED8"/>
@@ -25366,7 +25366,7 @@
             <w:vAlign w:val="top"/>
           </w:tcPr>
           <w:p>
-            <w:hyperlink w:history="1" r:id="rId96cagjusv5wkukpw0edzz">
+            <w:hyperlink w:history="1" r:id="rIdcivapaqqjyt91xlbcma7s">
               <w:r>
                 <w:rPr>
                   <w:color w:val="1D4ED8"/>
@@ -26155,7 +26155,7 @@
             <w:vAlign w:val="top"/>
           </w:tcPr>
           <w:p>
-            <w:hyperlink w:history="1" r:id="rId50ynmbfmc1katuqnkoeip">
+            <w:hyperlink w:history="1" r:id="rIdifpik-v_tj5vpzvxy46hh">
               <w:r>
                 <w:rPr>
                   <w:color w:val="1D4ED8"/>
@@ -27218,7 +27218,7 @@
             <w:vAlign w:val="top"/>
           </w:tcPr>
           <w:p>
-            <w:hyperlink w:history="1" r:id="rIdscsg-1pj19x_wepjbrmuz">
+            <w:hyperlink w:history="1" r:id="rIdh56qvlt7_pwumrbkvcflo">
               <w:r>
                 <w:rPr>
                   <w:color w:val="1D4ED8"/>
@@ -27409,7 +27409,7 @@
         <w:t xml:space="preserve">Summary. </w:t>
       </w:r>
       <w:r>
-        <w:t xml:space="preserve">The article treats the training of a neural network as a nonlinear dynamical system in weight space and approximates its Koopman operator from "snapshots" of the weights during training. With this approximation, the weights and biases of whole networks are predicted for a non-trivial window of training time. In this window, the method is more than 10 times faster than several gradient-descent methods.</w:t>
+        <w:t xml:space="preserve">The article treats the training of a neural network as a nonlinear dynamical system in weight space and approximates its Koopman operator from “snapshots” of the weights during training. With this approximation, the weights and biases of whole networks are predicted for a non-trivial window of training time. In this window, the method is more than 10 times faster than several gradient-descent methods.</w:t>
       </w:r>
     </w:p>
     <w:p>
@@ -27887,7 +27887,7 @@
         <w:t xml:space="preserve">INNOVATION  </w:t>
       </w:r>
       <w:r>
-        <w:t xml:space="preserve">The optimization of neural networks is seen as a problem of dynamical systems theory, and the Koopman operator is used to "jump" ahead in training.</w:t>
+        <w:t xml:space="preserve">The optimization of neural networks is seen as a problem of dynamical systems theory, and the Koopman operator is used to “jump” ahead in training.</w:t>
       </w:r>
     </w:p>
     <w:p>
@@ -28068,7 +28068,7 @@
             <w:vAlign w:val="top"/>
           </w:tcPr>
           <w:p>
-            <w:hyperlink w:history="1" r:id="rIdvbklzmcp0gumchiquqccn">
+            <w:hyperlink w:history="1" r:id="rIdzdr6yacyumhju4wsxaeef">
               <w:r>
                 <w:rPr>
                   <w:color w:val="1D4ED8"/>
@@ -28259,7 +28259,7 @@
         <w:t xml:space="preserve">Summary. </w:t>
       </w:r>
       <w:r>
-        <w:t xml:space="preserve">The article studies feature learning in deep networks of infinite width, trained with gradient flow in the mean-field scaling. A path-integral treatment (DMFT) gives deterministic order parameters: the kernels of the activations and of the gradients, compared at pairs of training times. These kernels close the dynamics of the hidden units, of the evolving neural tangent kernel and of the network predictions. The "lazy" limit with a static kernel (NTK) is recovered when the strength of feature learning goes to zero.</w:t>
+        <w:t xml:space="preserve">The article studies feature learning in deep networks of infinite width, trained with gradient flow in the mean-field scaling. A path-integral treatment (DMFT) gives deterministic order parameters: the kernels of the activations and of the gradients, compared at pairs of training times. These kernels close the dynamics of the hidden units, of the evolving neural tangent kernel and of the network predictions. The “lazy” limit with a static kernel (NTK) is recovered when the strength of feature learning goes to zero.</w:t>
       </w:r>
     </w:p>
     <w:p>
@@ -29236,7 +29236,7 @@
             <w:vAlign w:val="top"/>
           </w:tcPr>
           <w:p>
-            <w:hyperlink w:history="1" r:id="rIdpji4fhbib9oecycs_ayjc">
+            <w:hyperlink w:history="1" r:id="rIdpbj28e1hxnm-qvqgvryva">
               <w:r>
                 <w:rPr>
                   <w:color w:val="1D4ED8"/>
@@ -31472,7 +31472,7 @@
                 <w:sz w:val="17"/>
                 <w:szCs w:val="17"/>
               </w:rPr>
-              <w:t xml:space="preserve">Wall-bounded turbulence</w:t>
+              <w:t xml:space="preserve">Near-wall turbulence</w:t>
             </w:r>
           </w:p>
         </w:tc>
@@ -32068,7 +32068,7 @@
         <w:jc w:val="both"/>
       </w:pPr>
       <w:r>
-        <w:t xml:space="preserve">Four articles from Oxford [O1, O2, O5, O10] show that rough path theory has turned from pure mathematics into a practical tool for modelling systems that evolve in time. The log-signature allows neural ODEs to process very long series [O1]; neural SDEs become generative models of trajectories, with a neural CDE as the discriminator [O2]; the signature kernel is computed exactly with a Goursat PDE [O5]; and universal approximation theory for deep, narrow networks [O10] gives a foundation to learned vector fields. What they share: the model of a driven system is learned as a functional of the input path, not as a fixed equation.</w:t>
+        <w:t xml:space="preserve">Four articles from Oxford [O1, O2, O5, O10] show that rough path theory has turned from pure mathematics into a practical tool for modeling systems that evolve in time. The log-signature allows neural ODEs to process very long series [O1]; neural SDEs become generative models of trajectories, with a neural CDE as the discriminator [O2]; the signature kernel is computed exactly with a Goursat PDE [O5]; and universal approximation theory for deep, narrow networks [O10] gives a foundation to learned vector fields. What they share: the model of a driven system is learned as a functional of the input path, not as a fixed equation.</w:t>
       </w:r>
     </w:p>
     <w:p>
@@ -32088,7 +32088,7 @@
         <w:jc w:val="both"/>
       </w:pPr>
       <w:r>
-        <w:t xml:space="preserve">The articles on the atmosphere and turbulence [O3, H1, H2, H4] follow the same principle: the physical core is kept and only what the grid does not resolve is learned. What changes is the way of learning: a conditional GAN for a stochastic closure [O3], end-to-end training through a differentiable core [H1], diffusion for the fine details [H2] and multi-agent reinforcement learning [H4]. The common lesson is that "a posteriori" training, inside the simulation, gives more stable models than "a priori" matching of individual terms.</w:t>
+        <w:t xml:space="preserve">The articles on the atmosphere and turbulence [O3, H1, H2, H4] follow the same principle: the physical core is kept and only what the grid does not resolve is learned. What changes is the way of learning: a conditional GAN for a stochastic closure [O3], end-to-end training through a differentiable core [H1], diffusion for the fine details [H2] and multi-agent reinforcement learning [H4]. The common lesson is that “a posteriori” training, inside the simulation, gives more stable models than “a priori” matching of individual terms.</w:t>
       </w:r>
     </w:p>
     <w:p>
@@ -32148,7 +32148,7 @@
         <w:jc w:val="both"/>
       </w:pPr>
       <w:r>
-        <w:t xml:space="preserve">Three articles from Oxford [O7, O8, O9] treat systems where nonlinearity comes from the behavior of agents: economies, games and cells. The tools are non-classical in the full sense: likelihood-free inference with neural networks [O7], a complete map of learning dynamics [O8] and topological data analysis of simulation outputs [O9]. For SWI-Goal-OED, this line suggests modelling pumping decisions as agents, an open topic for further work.</w:t>
+        <w:t xml:space="preserve">Three articles from Oxford [O7, O8, O9] treat systems where nonlinearity comes from the behavior of agents: economies, games and cells. The tools are non-classical in the full sense: likelihood-free inference with neural networks [O7], a complete map of learning dynamics [O8] and topological data analysis of simulation outputs [O9]. For SWI-Goal-OED, this line suggests modeling pumping decisions as agents, an open topic for further work.</w:t>
       </w:r>
     </w:p>
     <w:p>
@@ -32397,7 +32397,7 @@
               </w:rPr>
               <w:t xml:space="preserve">, 23(176), 1–42. </w:t>
             </w:r>
-            <w:hyperlink w:history="1" r:id="rIdjech2p9yzhjwrf6urv0d_">
+            <w:hyperlink w:history="1" r:id="rIdowtqbn4weq6nftsc9rnj1">
               <w:r>
                 <w:rPr>
                   <w:color w:val="1D4ED8"/>
@@ -32494,7 +32494,7 @@
               </w:rPr>
               <w:t xml:space="preserve">, 101(3), 032310. </w:t>
             </w:r>
-            <w:hyperlink w:history="1" r:id="rIdswevahqsy5mujswpujxe9">
+            <w:hyperlink w:history="1" r:id="rIdzqw4as53a9xwy8a78f7v9">
               <w:r>
                 <w:rPr>
                   <w:color w:val="1D4ED8"/>
@@ -32590,7 +32590,7 @@
               </w:rPr>
               <w:t xml:space="preserve">, 14(10), e2021MS002954. </w:t>
             </w:r>
-            <w:hyperlink w:history="1" r:id="rIdzctkd3f43u7rcdeueauer">
+            <w:hyperlink w:history="1" r:id="rIdvouc4b2od6xezgnrwfpiw">
               <w:r>
                 <w:rPr>
                   <w:color w:val="1D4ED8"/>
@@ -32687,7 +32687,7 @@
               </w:rPr>
               <w:t xml:space="preserve">, 34. </w:t>
             </w:r>
-            <w:hyperlink w:history="1" r:id="rIdcppijfgtlgqnjefvipb4w">
+            <w:hyperlink w:history="1" r:id="rIdgrx2ijehoof1mophx7pq0">
               <w:r>
                 <w:rPr>
                   <w:color w:val="1D4ED8"/>
@@ -32783,7 +32783,7 @@
               </w:rPr>
               <w:t xml:space="preserve">, 14, 579. </w:t>
             </w:r>
-            <w:hyperlink w:history="1" r:id="rIdwlarfssfvz17e7zx6rdc-">
+            <w:hyperlink w:history="1" r:id="rIdy_klotq6nwerkxio5-slk">
               <w:r>
                 <w:rPr>
                   <w:color w:val="1D4ED8"/>
@@ -35623,7 +35623,7 @@
         <w:jc w:val="both"/>
       </w:pPr>
       <w:r>
-        <w:t xml:space="preserve">A measure of the "price of ignoring model error": the classical EIG minus </w:t>
+        <w:t xml:space="preserve">A measure of the “price of ignoring model error”: the classical EIG minus </w:t>
       </w:r>
       <m:oMath>
         <m:sSub>
@@ -36413,7 +36413,7 @@
         </w:rPr>
         <w:t xml:space="preserve"> </w:t>
       </w:r>
-      <w:hyperlink w:history="1" r:id="rIdc9yql6zr1yoiyskysczst">
+      <w:hyperlink w:history="1" r:id="rIdze4i1z02lhtxpyfj3q4pp">
         <w:r>
           <w:rPr>
             <w:color w:val="1D4ED8"/>
@@ -36474,7 +36474,7 @@
         </w:rPr>
         <w:t xml:space="preserve"> </w:t>
       </w:r>
-      <w:hyperlink w:history="1" r:id="rIdojanhi3-vqz_yrijvebtw">
+      <w:hyperlink w:history="1" r:id="rIdhib2avebwc6l3ckvredra">
         <w:r>
           <w:rPr>
             <w:color w:val="1D4ED8"/>
@@ -36535,7 +36535,7 @@
         </w:rPr>
         <w:t xml:space="preserve"> </w:t>
       </w:r>
-      <w:hyperlink w:history="1" r:id="rIdnq9pysk0mxgqopauiggsv">
+      <w:hyperlink w:history="1" r:id="rIdn2p2qkles5g9cafzeou2h">
         <w:r>
           <w:rPr>
             <w:color w:val="1D4ED8"/>
@@ -36596,7 +36596,7 @@
         </w:rPr>
         <w:t xml:space="preserve"> </w:t>
       </w:r>
-      <w:hyperlink w:history="1" r:id="rIdfdnh8kf1tztw9ow63sdwd">
+      <w:hyperlink w:history="1" r:id="rIdp5yamdvuq0b6kmkz5xzkf">
         <w:r>
           <w:rPr>
             <w:color w:val="1D4ED8"/>
@@ -36657,7 +36657,7 @@
         </w:rPr>
         <w:t xml:space="preserve"> </w:t>
       </w:r>
-      <w:hyperlink w:history="1" r:id="rIdtl5w0_xukl5txjcwhfdjk">
+      <w:hyperlink w:history="1" r:id="rIdro89-137uhh7cwdq8xs1j">
         <w:r>
           <w:rPr>
             <w:color w:val="1D4ED8"/>
@@ -36718,7 +36718,7 @@
         </w:rPr>
         <w:t xml:space="preserve"> </w:t>
       </w:r>
-      <w:hyperlink w:history="1" r:id="rIdwejwhucrgulpj9go7jdbd">
+      <w:hyperlink w:history="1" r:id="rIdmkr9p5tcioyhlxncpeiey">
         <w:r>
           <w:rPr>
             <w:color w:val="1D4ED8"/>
@@ -36779,7 +36779,7 @@
         </w:rPr>
         <w:t xml:space="preserve"> </w:t>
       </w:r>
-      <w:hyperlink w:history="1" r:id="rId-p0kqb6n7q2ynrhs2sb7k">
+      <w:hyperlink w:history="1" r:id="rIdc76uwkq7ec9pcnj57v8s1">
         <w:r>
           <w:rPr>
             <w:color w:val="1D4ED8"/>
@@ -36840,7 +36840,7 @@
         </w:rPr>
         <w:t xml:space="preserve"> </w:t>
       </w:r>
-      <w:hyperlink w:history="1" r:id="rIdtnflbvlzoqnlkwmhjbg3w">
+      <w:hyperlink w:history="1" r:id="rIdzqhkwkyoyr-hxjpxd3tya">
         <w:r>
           <w:rPr>
             <w:color w:val="1D4ED8"/>
@@ -36901,7 +36901,7 @@
         </w:rPr>
         <w:t xml:space="preserve"> </w:t>
       </w:r>
-      <w:hyperlink w:history="1" r:id="rId9l6ptb5phn6irtlxn0wr6">
+      <w:hyperlink w:history="1" r:id="rIdusou-_u8c4to7lp8x5b7g">
         <w:r>
           <w:rPr>
             <w:color w:val="1D4ED8"/>
@@ -36962,7 +36962,7 @@
         </w:rPr>
         <w:t xml:space="preserve"> </w:t>
       </w:r>
-      <w:hyperlink w:history="1" r:id="rIdgons5avdkzmpi342yfjcu">
+      <w:hyperlink w:history="1" r:id="rId9cdb-pnkeylaasrudnvmy">
         <w:r>
           <w:rPr>
             <w:color w:val="1D4ED8"/>
@@ -37023,7 +37023,7 @@
         </w:rPr>
         <w:t xml:space="preserve"> </w:t>
       </w:r>
-      <w:hyperlink w:history="1" r:id="rIdqnsnziwaq4wh41w4bhap-">
+      <w:hyperlink w:history="1" r:id="rIdhhp-dflxswv7ej2yvxpvw">
         <w:r>
           <w:rPr>
             <w:color w:val="1D4ED8"/>
@@ -37084,7 +37084,7 @@
         </w:rPr>
         <w:t xml:space="preserve"> </w:t>
       </w:r>
-      <w:hyperlink w:history="1" r:id="rIds385x3r69tauspg-1zbek">
+      <w:hyperlink w:history="1" r:id="rIdwhyv29pjww4tdjl8rytuc">
         <w:r>
           <w:rPr>
             <w:color w:val="1D4ED8"/>
@@ -37145,7 +37145,7 @@
         </w:rPr>
         <w:t xml:space="preserve"> </w:t>
       </w:r>
-      <w:hyperlink w:history="1" r:id="rIdlqnkcqmjp3x0boldpcccw">
+      <w:hyperlink w:history="1" r:id="rIdlairpr1eunsmq7ypyhoqw">
         <w:r>
           <w:rPr>
             <w:color w:val="1D4ED8"/>
@@ -37206,7 +37206,7 @@
         </w:rPr>
         <w:t xml:space="preserve"> </w:t>
       </w:r>
-      <w:hyperlink w:history="1" r:id="rIdgiqwks6sjx7fzevat2heh">
+      <w:hyperlink w:history="1" r:id="rIdwehq9gm2mc0c-jg7ydx6e">
         <w:r>
           <w:rPr>
             <w:color w:val="1D4ED8"/>
@@ -37267,7 +37267,7 @@
         </w:rPr>
         <w:t xml:space="preserve"> </w:t>
       </w:r>
-      <w:hyperlink w:history="1" r:id="rId0u9pna_qg-st3jme__bb2">
+      <w:hyperlink w:history="1" r:id="rIdkz5chlodxga3sbo9wzesf">
         <w:r>
           <w:rPr>
             <w:color w:val="1D4ED8"/>
@@ -37328,7 +37328,7 @@
         </w:rPr>
         <w:t xml:space="preserve"> </w:t>
       </w:r>
-      <w:hyperlink w:history="1" r:id="rIdii-gomqz1bm3eaqaxznq3">
+      <w:hyperlink w:history="1" r:id="rIdklpcpyw4koejj2iig2q9n">
         <w:r>
           <w:rPr>
             <w:color w:val="1D4ED8"/>
@@ -37389,7 +37389,7 @@
         </w:rPr>
         <w:t xml:space="preserve"> </w:t>
       </w:r>
-      <w:hyperlink w:history="1" r:id="rIdrovmzngfxir5gldl2wpja">
+      <w:hyperlink w:history="1" r:id="rIdmoxvv-1zhmdgovwnqd2pm">
         <w:r>
           <w:rPr>
             <w:color w:val="1D4ED8"/>
@@ -37450,7 +37450,7 @@
         </w:rPr>
         <w:t xml:space="preserve"> </w:t>
       </w:r>
-      <w:hyperlink w:history="1" r:id="rIdmsxc8vnmzylmoptil9b7a">
+      <w:hyperlink w:history="1" r:id="rId77--2pzu0rm_ym6tmvp-c">
         <w:r>
           <w:rPr>
             <w:color w:val="1D4ED8"/>
@@ -37511,7 +37511,7 @@
         </w:rPr>
         <w:t xml:space="preserve"> </w:t>
       </w:r>
-      <w:hyperlink w:history="1" r:id="rIdx0b1dmkgihmgb4ckjtw9e">
+      <w:hyperlink w:history="1" r:id="rId9wvhsmhc-zyetcjcfelzm">
         <w:r>
           <w:rPr>
             <w:color w:val="1D4ED8"/>
@@ -37572,7 +37572,7 @@
         </w:rPr>
         <w:t xml:space="preserve"> </w:t>
       </w:r>
-      <w:hyperlink w:history="1" r:id="rId9rosrjsszsttzly-anrqg">
+      <w:hyperlink w:history="1" r:id="rIds0ag9owoqsknshw3gn2qe">
         <w:r>
           <w:rPr>
             <w:color w:val="1D4ED8"/>
@@ -37633,7 +37633,7 @@
         </w:rPr>
         <w:t xml:space="preserve"> </w:t>
       </w:r>
-      <w:hyperlink w:history="1" r:id="rIdw-mcg3f-shsdlldamq7ta">
+      <w:hyperlink w:history="1" r:id="rIdobftz86uj4rz_wmilt1iz">
         <w:r>
           <w:rPr>
             <w:color w:val="1D4ED8"/>
@@ -37694,7 +37694,7 @@
         </w:rPr>
         <w:t xml:space="preserve"> </w:t>
       </w:r>
-      <w:hyperlink w:history="1" r:id="rIdnvfvn8zt-tubwzdpfqlh6">
+      <w:hyperlink w:history="1" r:id="rIdgy489fhihqc8oaz9pfi-z">
         <w:r>
           <w:rPr>
             <w:color w:val="1D4ED8"/>
@@ -37755,7 +37755,7 @@
         </w:rPr>
         <w:t xml:space="preserve"> </w:t>
       </w:r>
-      <w:hyperlink w:history="1" r:id="rIdzfbhzq_e_00rserq0mdk7">
+      <w:hyperlink w:history="1" r:id="rIdhldbn-bvtohm5jpb-jtck">
         <w:r>
           <w:rPr>
             <w:color w:val="1D4ED8"/>
@@ -37816,7 +37816,7 @@
         </w:rPr>
         <w:t xml:space="preserve"> </w:t>
       </w:r>
-      <w:hyperlink w:history="1" r:id="rIdjdaunxmvyyt3gsf2lcud2">
+      <w:hyperlink w:history="1" r:id="rIdjsz_zkmwriqzselzgb-qq">
         <w:r>
           <w:rPr>
             <w:color w:val="1D4ED8"/>
@@ -37877,7 +37877,7 @@
         </w:rPr>
         <w:t xml:space="preserve"> </w:t>
       </w:r>
-      <w:hyperlink w:history="1" r:id="rIdkxptpmr4cuczc79iqttwo">
+      <w:hyperlink w:history="1" r:id="rIdcfnmqpertevtce_txe8nz">
         <w:r>
           <w:rPr>
             <w:color w:val="1D4ED8"/>
@@ -37938,7 +37938,7 @@
         </w:rPr>
         <w:t xml:space="preserve"> </w:t>
       </w:r>
-      <w:hyperlink w:history="1" r:id="rIdh1j9o85k28mza-r9ywqh8">
+      <w:hyperlink w:history="1" r:id="rIdril0q4pflwi6mslu9ic6h">
         <w:r>
           <w:rPr>
             <w:color w:val="1D4ED8"/>
@@ -37999,7 +37999,7 @@
         </w:rPr>
         <w:t xml:space="preserve"> </w:t>
       </w:r>
-      <w:hyperlink w:history="1" r:id="rIdzmnzso_uihvk24iq8dh1x">
+      <w:hyperlink w:history="1" r:id="rIdsjwdynyftlfw8yq9r1ytp">
         <w:r>
           <w:rPr>
             <w:color w:val="1D4ED8"/>
@@ -38060,7 +38060,7 @@
         </w:rPr>
         <w:t xml:space="preserve"> </w:t>
       </w:r>
-      <w:hyperlink w:history="1" r:id="rIdeckskv0hn0er0jtc-l8ib">
+      <w:hyperlink w:history="1" r:id="rIdbzegwxomie7azucyfsnf_">
         <w:r>
           <w:rPr>
             <w:color w:val="1D4ED8"/>
@@ -38121,7 +38121,7 @@
         </w:rPr>
         <w:t xml:space="preserve"> </w:t>
       </w:r>
-      <w:hyperlink w:history="1" r:id="rIdkp5p5p8jyvs0fbvded9ez">
+      <w:hyperlink w:history="1" r:id="rIddbfhvuyfff3a5cus1eggt">
         <w:r>
           <w:rPr>
             <w:color w:val="1D4ED8"/>
@@ -38182,7 +38182,7 @@
         </w:rPr>
         <w:t xml:space="preserve"> </w:t>
       </w:r>
-      <w:hyperlink w:history="1" r:id="rId9iyhgih3ujh6huxoxkmfi">
+      <w:hyperlink w:history="1" r:id="rIds8xwx3sjlgppnjgrgcbpe">
         <w:r>
           <w:rPr>
             <w:color w:val="1D4ED8"/>
@@ -38243,7 +38243,7 @@
         </w:rPr>
         <w:t xml:space="preserve"> </w:t>
       </w:r>
-      <w:hyperlink w:history="1" r:id="rIdkhs-njrwb8c8-835rpktb">
+      <w:hyperlink w:history="1" r:id="rIdxbdao80ytwcjew29db0fa">
         <w:r>
           <w:rPr>
             <w:color w:val="1D4ED8"/>
@@ -38304,7 +38304,7 @@
         </w:rPr>
         <w:t xml:space="preserve"> </w:t>
       </w:r>
-      <w:hyperlink w:history="1" r:id="rIdi_jlkimybl6s3hqcetp0z">
+      <w:hyperlink w:history="1" r:id="rIduo924xj9eggvsd5yrvbhx">
         <w:r>
           <w:rPr>
             <w:color w:val="1D4ED8"/>
@@ -38376,7 +38376,7 @@
         </w:rPr>
         <w:t xml:space="preserve"> </w:t>
       </w:r>
-      <w:hyperlink w:history="1" r:id="rIdcnb57rx1uqg2ydk_3chj8">
+      <w:hyperlink w:history="1" r:id="rIdkxqsin5akao56jkcr6fu7">
         <w:r>
           <w:rPr>
             <w:color w:val="1D4ED8"/>
@@ -38437,7 +38437,7 @@
         </w:rPr>
         <w:t xml:space="preserve"> </w:t>
       </w:r>
-      <w:hyperlink w:history="1" r:id="rIdqts0g51bhggcvc6sro9i1">
+      <w:hyperlink w:history="1" r:id="rIdjikakmpugesdshaxp2we7">
         <w:r>
           <w:rPr>
             <w:color w:val="1D4ED8"/>
@@ -38498,7 +38498,7 @@
         </w:rPr>
         <w:t xml:space="preserve"> </w:t>
       </w:r>
-      <w:hyperlink w:history="1" r:id="rIdbcqtvw9ehhkgdxony1srq">
+      <w:hyperlink w:history="1" r:id="rId42oe-hru5jhxbqeqwtk3s">
         <w:r>
           <w:rPr>
             <w:color w:val="1D4ED8"/>
@@ -38559,7 +38559,7 @@
         </w:rPr>
         <w:t xml:space="preserve"> </w:t>
       </w:r>
-      <w:hyperlink w:history="1" r:id="rId0qz-vgvn5f-lntzfubc3l">
+      <w:hyperlink w:history="1" r:id="rIdsvskshotojnhk2f3tjmu-">
         <w:r>
           <w:rPr>
             <w:color w:val="1D4ED8"/>
@@ -38620,7 +38620,7 @@
         </w:rPr>
         <w:t xml:space="preserve"> </w:t>
       </w:r>
-      <w:hyperlink w:history="1" r:id="rIdjltwpzg_n17j5puoy9wwk">
+      <w:hyperlink w:history="1" r:id="rIdkaukrukawfo_kmqbnvtoh">
         <w:r>
           <w:rPr>
             <w:color w:val="1D4ED8"/>
@@ -38681,7 +38681,7 @@
         </w:rPr>
         <w:t xml:space="preserve"> </w:t>
       </w:r>
-      <w:hyperlink w:history="1" r:id="rIdwlpyr8gwjjy21vovznnrz">
+      <w:hyperlink w:history="1" r:id="rIdgtanrjflogqvzddyhl1k8">
         <w:r>
           <w:rPr>
             <w:color w:val="1D4ED8"/>
@@ -38742,7 +38742,7 @@
         </w:rPr>
         <w:t xml:space="preserve"> </w:t>
       </w:r>
-      <w:hyperlink w:history="1" r:id="rIdt3ydenr07xdydqox0upgz">
+      <w:hyperlink w:history="1" r:id="rIdpleaz6vvw8j7zpksq7m_a">
         <w:r>
           <w:rPr>
             <w:color w:val="1D4ED8"/>
@@ -38803,7 +38803,7 @@
         </w:rPr>
         <w:t xml:space="preserve"> </w:t>
       </w:r>
-      <w:hyperlink w:history="1" r:id="rIdy3b7kjol0kxn6ejt7h9ub">
+      <w:hyperlink w:history="1" r:id="rIdajkr626ystonnetfcsn5g">
         <w:r>
           <w:rPr>
             <w:color w:val="1D4ED8"/>
@@ -38864,7 +38864,7 @@
         </w:rPr>
         <w:t xml:space="preserve"> </w:t>
       </w:r>
-      <w:hyperlink w:history="1" r:id="rIdqp94rvq6nkkd3ytqryah-">
+      <w:hyperlink w:history="1" r:id="rIdqvifi17wlevupk1jhdlph">
         <w:r>
           <w:rPr>
             <w:color w:val="1D4ED8"/>
@@ -38925,7 +38925,7 @@
         </w:rPr>
         <w:t xml:space="preserve"> </w:t>
       </w:r>
-      <w:hyperlink w:history="1" r:id="rIdkvfdueclr6ddkmtx9ddq0">
+      <w:hyperlink w:history="1" r:id="rId-lh5i9fhmrklpu62p8tqn">
         <w:r>
           <w:rPr>
             <w:color w:val="1D4ED8"/>
@@ -38986,7 +38986,7 @@
         </w:rPr>
         <w:t xml:space="preserve"> </w:t>
       </w:r>
-      <w:hyperlink w:history="1" r:id="rId5b6w3si4oer_gxdpjko7z">
+      <w:hyperlink w:history="1" r:id="rIdw7qrjjrgurqnogukue__g">
         <w:r>
           <w:rPr>
             <w:color w:val="1D4ED8"/>
@@ -39047,7 +39047,7 @@
         </w:rPr>
         <w:t xml:space="preserve"> </w:t>
       </w:r>
-      <w:hyperlink w:history="1" r:id="rIdcrda5xoyjhae8l3k5kooa">
+      <w:hyperlink w:history="1" r:id="rIdhp_wnoiaxywregs1nc5dl">
         <w:r>
           <w:rPr>
             <w:color w:val="1D4ED8"/>
@@ -39108,7 +39108,7 @@
         </w:rPr>
         <w:t xml:space="preserve"> </w:t>
       </w:r>
-      <w:hyperlink w:history="1" r:id="rIdirmot0yew6pztevy0-o5t">
+      <w:hyperlink w:history="1" r:id="rIdpo_sluxw38xzt0igbiuit">
         <w:r>
           <w:rPr>
             <w:color w:val="1D4ED8"/>
@@ -39169,7 +39169,7 @@
         </w:rPr>
         <w:t xml:space="preserve"> </w:t>
       </w:r>
-      <w:hyperlink w:history="1" r:id="rId7iiqczur7yahwjxryegmj">
+      <w:hyperlink w:history="1" r:id="rId2mcvcltotbllaeuuyohav">
         <w:r>
           <w:rPr>
             <w:color w:val="1D4ED8"/>
@@ -39230,7 +39230,7 @@
         </w:rPr>
         <w:t xml:space="preserve"> </w:t>
       </w:r>
-      <w:hyperlink w:history="1" r:id="rIdwxdjuaohgcygszeicf8by">
+      <w:hyperlink w:history="1" r:id="rIdnvn2gay9z4dgpxz-an8qr">
         <w:r>
           <w:rPr>
             <w:color w:val="1D4ED8"/>
@@ -39291,7 +39291,7 @@
         </w:rPr>
         <w:t xml:space="preserve"> </w:t>
       </w:r>
-      <w:hyperlink w:history="1" r:id="rIdue7khxhya3rwd4pbmmpn_">
+      <w:hyperlink w:history="1" r:id="rIdpkxxrs7u2m-hw5tkeyd-k">
         <w:r>
           <w:rPr>
             <w:color w:val="1D4ED8"/>
@@ -39352,7 +39352,7 @@
         </w:rPr>
         <w:t xml:space="preserve"> </w:t>
       </w:r>
-      <w:hyperlink w:history="1" r:id="rIdi4wtau4qjovinxtf0xm0-">
+      <w:hyperlink w:history="1" r:id="rIdpnh7urfj4kaow-hzbgj_p">
         <w:r>
           <w:rPr>
             <w:color w:val="1D4ED8"/>
@@ -39413,7 +39413,7 @@
         </w:rPr>
         <w:t xml:space="preserve"> </w:t>
       </w:r>
-      <w:hyperlink w:history="1" r:id="rId2wjge-phk4oa5jqtlgpxc">
+      <w:hyperlink w:history="1" r:id="rIdp7eitatcdq8kwkfefl1ly">
         <w:r>
           <w:rPr>
             <w:color w:val="1D4ED8"/>
@@ -39474,7 +39474,7 @@
         </w:rPr>
         <w:t xml:space="preserve"> </w:t>
       </w:r>
-      <w:hyperlink w:history="1" r:id="rIdkovhaugf39_tq8fz9b9c6">
+      <w:hyperlink w:history="1" r:id="rId2z4tt7rxqy9uyabxprkfd">
         <w:r>
           <w:rPr>
             <w:color w:val="1D4ED8"/>
@@ -39535,7 +39535,7 @@
         </w:rPr>
         <w:t xml:space="preserve"> </w:t>
       </w:r>
-      <w:hyperlink w:history="1" r:id="rIdsxzet5ef1wb9sida2us02">
+      <w:hyperlink w:history="1" r:id="rIdn7ompxe7oy7i-0ryrcueu">
         <w:r>
           <w:rPr>
             <w:color w:val="1D4ED8"/>
@@ -39564,7 +39564,7 @@
           <w:sz w:val="18"/>
           <w:szCs w:val="18"/>
         </w:rPr>
-        <w:t xml:space="preserve">Note on verification: the bibliographic data were checked against public online sources (publisher websites, PMLR, NeurIPS, the institutional repositories ORA and DASH, PubMed Central, arXiv). For conference papers, the link to the publication is given instead of a DOI. For the two articles in Nature Communications (H2, H4) and for the review O4, the article number was not confirmed and is not given; the DOI identifies them uniquely. The equations marked "representative formulation" summarize the result with unified notation and are not verbatim copies. Before citing in a manuscript, a final check of the data on the publisher's website is recommended.</w:t>
+        <w:t xml:space="preserve">Note on verification: the bibliographic data were checked against public online sources (publisher websites, PMLR, NeurIPS, the institutional repositories ORA and DASH, PubMed Central, arXiv). For conference papers, the link to the publication is given instead of a DOI. For the two articles in Nature Communications (H2, H4) and for the review O4, the article number was not confirmed and is not given; the DOI identifies them uniquely. The equations marked “representative formulation” summarize the result with unified notation and are not verbatim copies. Before citing in a manuscript, a final check of the data on the publisher's website is recommended.</w:t>
       </w:r>
     </w:p>
     <w:sectPr>
@@ -39705,7 +39705,7 @@
         <w:sz w:val="16"/>
         <w:szCs w:val="16"/>
       </w:rPr>
-      <w:t xml:space="preserve">Literature search · Non-classical modelling of complex systems · Oxford &amp; Harvard · 2020–2026</w:t>
+      <w:t xml:space="preserve">Literature search · Non-classical modeling of complex systems · Oxford &amp; Harvard · 2020–2026</w:t>
     </w:r>
   </w:p>
 </w:hdr>
